--- a/scenariusze/WybierzPrzedmiot.docx
+++ b/scenariusze/WybierzPrzedmiot.docx
@@ -45,7 +45,7 @@
               <w:rPr>
                 <w:lang w:val="pl-PL"/>
               </w:rPr>
-              <w:t>Wybierz przedmiot.</w:t>
+              <w:t>Wybierz przedmiot</w:t>
             </w:r>
           </w:p>
         </w:tc>
@@ -83,7 +83,7 @@
               <w:rPr>
                 <w:lang w:val="pl-PL"/>
               </w:rPr>
-              <w:t>Wybranie preferowanego przedmiotu przez studenta z listy dostępnych przedmiotów w systemie.</w:t>
+              <w:t>Wybranie preferowanego przedmiotu przez studenta z listy dostępnych przedmiotów w systemie</w:t>
             </w:r>
           </w:p>
         </w:tc>
@@ -121,7 +121,7 @@
               <w:rPr>
                 <w:lang w:val="pl-PL"/>
               </w:rPr>
-              <w:t>Student.</w:t>
+              <w:t>Student</w:t>
             </w:r>
           </w:p>
         </w:tc>
@@ -162,6 +162,13 @@
               <w:t>Student jest zalogowany do systemu.</w:t>
             </w:r>
           </w:p>
+        </w:tc>
+      </w:tr>
+      <w:tr>
+        <w:tc>
+          <w:tcPr>
+            <w:tcW w:w="4672" w:type="dxa"/>
+          </w:tcPr>
           <w:p>
             <w:pPr>
               <w:rPr>
@@ -172,7 +179,25 @@
               <w:rPr>
                 <w:lang w:val="pl-PL"/>
               </w:rPr>
-              <w:t>System wyświetla listę przedmiotów.</w:t>
+              <w:t>Niezmienniki</w:t>
+            </w:r>
+          </w:p>
+        </w:tc>
+        <w:tc>
+          <w:tcPr>
+            <w:tcW w:w="4673" w:type="dxa"/>
+          </w:tcPr>
+          <w:p>
+            <w:pPr>
+              <w:rPr>
+                <w:lang w:val="pl-PL"/>
+              </w:rPr>
+            </w:pPr>
+            <w:r>
+              <w:rPr>
+                <w:lang w:val="pl-PL"/>
+              </w:rPr>
+              <w:t>Sesja studenta pozostaje aktywna, stan bazy danych pozostaje spójny przez cały czas trwania operacji</w:t>
             </w:r>
           </w:p>
         </w:tc>
@@ -192,7 +217,7 @@
               <w:rPr>
                 <w:lang w:val="pl-PL"/>
               </w:rPr>
-              <w:t>Niezmienniki</w:t>
+              <w:t>Opis</w:t>
             </w:r>
           </w:p>
         </w:tc>
@@ -210,7 +235,25 @@
               <w:rPr>
                 <w:lang w:val="pl-PL"/>
               </w:rPr>
-              <w:t>Baza danych przedmiotów jest dostępna i aktualna.</w:t>
+              <w:t xml:space="preserve">System wyświetla listę wszystkich dostępnych przedmiotów. </w:t>
+            </w:r>
+            <w:r>
+              <w:rPr>
+                <w:lang w:val="pl-PL"/>
+              </w:rPr>
+              <w:t>System sprawdza czy student jest zapisany do wybranego przedmiotu</w:t>
+            </w:r>
+            <w:r>
+              <w:rPr>
+                <w:lang w:val="pl-PL"/>
+              </w:rPr>
+              <w:t xml:space="preserve">. </w:t>
+            </w:r>
+            <w:r>
+              <w:rPr>
+                <w:lang w:val="pl-PL"/>
+              </w:rPr>
+              <w:t xml:space="preserve">Student wybiera przedmiot z listy. </w:t>
             </w:r>
           </w:p>
         </w:tc>
@@ -230,7 +273,7 @@
               <w:rPr>
                 <w:lang w:val="pl-PL"/>
               </w:rPr>
-              <w:t>Opis</w:t>
+              <w:t>Warunki końcowe</w:t>
             </w:r>
           </w:p>
         </w:tc>
@@ -248,45 +291,19 @@
               <w:rPr>
                 <w:lang w:val="pl-PL"/>
               </w:rPr>
-              <w:t>System wyświetla listę wszystkich dostępnych przedmiotów. Student wybiera przedmiot z listy. System sprawdza czy student jest zapisany do wybranego przedmiotu.</w:t>
-            </w:r>
-          </w:p>
-        </w:tc>
-      </w:tr>
-      <w:tr>
-        <w:tc>
-          <w:tcPr>
-            <w:tcW w:w="4672" w:type="dxa"/>
-          </w:tcPr>
-          <w:p>
-            <w:pPr>
-              <w:rPr>
-                <w:lang w:val="pl-PL"/>
-              </w:rPr>
-            </w:pPr>
-            <w:r>
-              <w:rPr>
-                <w:lang w:val="pl-PL"/>
-              </w:rPr>
-              <w:t>Warunki końcowe</w:t>
-            </w:r>
-          </w:p>
-        </w:tc>
-        <w:tc>
-          <w:tcPr>
-            <w:tcW w:w="4673" w:type="dxa"/>
-          </w:tcPr>
-          <w:p>
-            <w:pPr>
-              <w:rPr>
-                <w:lang w:val="pl-PL"/>
-              </w:rPr>
-            </w:pPr>
-            <w:r>
-              <w:rPr>
-                <w:lang w:val="pl-PL"/>
-              </w:rPr>
-              <w:t>Przedmiot został wybrany.</w:t>
+              <w:t xml:space="preserve">Przedmiot został </w:t>
+            </w:r>
+            <w:r>
+              <w:rPr>
+                <w:lang w:val="pl-PL"/>
+              </w:rPr>
+              <w:t xml:space="preserve">pomyślnie </w:t>
+            </w:r>
+            <w:r>
+              <w:rPr>
+                <w:lang w:val="pl-PL"/>
+              </w:rPr>
+              <w:t>wybrany</w:t>
             </w:r>
           </w:p>
         </w:tc>
